--- a/változtatások-fejlesztések.docx
+++ b/változtatások-fejlesztések.docx
@@ -17,7 +17,15 @@
         </w:pBdr>
       </w:pPr>
       <w:r>
-        <w:t>EZT A DOKUMENTUMOK AZÉRT HOZTAM LÉTRE, HOGY MIELŐTT VALAMILYEN VÁLTOZTATÁS, JAVÍTÁS, CONFIG, KÉP STB.. BELEKERÜLNE A HIVATALOS DOKUMENTÁCIÓNKBA ÁT LEHESSEN NÉZNI, FELÜL TUDJUK VIZSGÁLNI EGYMÁST, MEGMUTATNI ELKÉPZELÉSEKET EGYMÁSNAK AKÁR, ANÉLKÜL, HOGY A HIVATALOS DOKSIBA BELENYÚLNÁNK.</w:t>
+        <w:t xml:space="preserve">EZT A DOKUMENTUMOK AZÉRT HOZTAM LÉTRE, HOGY MIELŐTT VALAMILYEN VÁLTOZTATÁS, JAVÍTÁS, CONFIG, KÉP </w:t>
+      </w:r>
+      <w:proofErr w:type="gramStart"/>
+      <w:r>
+        <w:t>STB..</w:t>
+      </w:r>
+      <w:proofErr w:type="gramEnd"/>
+      <w:r>
+        <w:t xml:space="preserve"> BELEKERÜLNE A HIVATALOS DOKUMENTÁCIÓNKBA ÁT LEHESSEN NÉZNI, FELÜL TUDJUK VIZSGÁLNI EGYMÁST, MEGMUTATNI ELKÉPZELÉSEKET EGYMÁSNAK AKÁR, ANÉLKÜL, HOGY A HIVATALOS DOKSIBA BELENYÚLNÁNK.</w:t>
       </w:r>
     </w:p>
     <w:p/>
@@ -170,6 +178,7 @@
       <w:r>
         <w:t xml:space="preserve">Mindegyik telephely saját routerrel rendelkezik, amely közvetlenül csatlakozik az ISP routerhez. Ez a megközelítés a </w:t>
       </w:r>
+      <w:proofErr w:type="gramStart"/>
       <w:r>
         <w:rPr>
           <w:b/>
@@ -186,6 +195,7 @@
         <w:t>homed</w:t>
       </w:r>
       <w:proofErr w:type="spellEnd"/>
+      <w:proofErr w:type="gramEnd"/>
       <w:r>
         <w:rPr>
           <w:b/>
@@ -1020,7 +1030,39 @@
           <w:b/>
           <w:bCs/>
         </w:rPr>
-        <w:t xml:space="preserve">-el csak most hogy legyen egy telephely ahol működik a </w:t>
+        <w:t xml:space="preserve">-el csak </w:t>
+      </w:r>
+      <w:proofErr w:type="gramStart"/>
+      <w:r>
+        <w:rPr>
+          <w:b/>
+          <w:bCs/>
+        </w:rPr>
+        <w:t>most</w:t>
+      </w:r>
+      <w:proofErr w:type="gramEnd"/>
+      <w:r>
+        <w:rPr>
+          <w:b/>
+          <w:bCs/>
+        </w:rPr>
+        <w:t xml:space="preserve"> hogy legyen egy </w:t>
+      </w:r>
+      <w:proofErr w:type="gramStart"/>
+      <w:r>
+        <w:rPr>
+          <w:b/>
+          <w:bCs/>
+        </w:rPr>
+        <w:t>telephely</w:t>
+      </w:r>
+      <w:proofErr w:type="gramEnd"/>
+      <w:r>
+        <w:rPr>
+          <w:b/>
+          <w:bCs/>
+        </w:rPr>
+        <w:t xml:space="preserve"> ahol működik a </w:t>
       </w:r>
       <w:proofErr w:type="spellStart"/>
       <w:r>
@@ -1043,7 +1085,23 @@
           <w:b/>
           <w:bCs/>
         </w:rPr>
-        <w:t xml:space="preserve">Illetve még  a budapesti telephely routerének állítottam </w:t>
+        <w:t xml:space="preserve">Illetve </w:t>
+      </w:r>
+      <w:proofErr w:type="gramStart"/>
+      <w:r>
+        <w:rPr>
+          <w:b/>
+          <w:bCs/>
+        </w:rPr>
+        <w:t>még  a</w:t>
+      </w:r>
+      <w:proofErr w:type="gramEnd"/>
+      <w:r>
+        <w:rPr>
+          <w:b/>
+          <w:bCs/>
+        </w:rPr>
+        <w:t xml:space="preserve"> budapesti telephely routerének állítottam </w:t>
       </w:r>
       <w:proofErr w:type="spellStart"/>
       <w:r>
@@ -5153,10 +5211,12 @@
         <w:t>email-</w:t>
       </w:r>
       <w:proofErr w:type="spellStart"/>
+      <w:proofErr w:type="gramStart"/>
       <w:r>
         <w:t>server,tftp</w:t>
       </w:r>
       <w:proofErr w:type="spellEnd"/>
+      <w:proofErr w:type="gramEnd"/>
     </w:p>
     <w:p/>
     <w:p>
@@ -5602,7 +5662,15 @@
       </w:r>
       <w:proofErr w:type="spellEnd"/>
       <w:r>
-        <w:t xml:space="preserve"> mar illetve </w:t>
+        <w:t xml:space="preserve"> </w:t>
+      </w:r>
+      <w:proofErr w:type="gramStart"/>
+      <w:r>
+        <w:t>mar</w:t>
+      </w:r>
+      <w:proofErr w:type="gramEnd"/>
+      <w:r>
+        <w:t xml:space="preserve"> illetve </w:t>
       </w:r>
       <w:proofErr w:type="spellStart"/>
       <w:r>
@@ -5855,7 +5923,15 @@
       </w:r>
       <w:proofErr w:type="spellEnd"/>
       <w:r>
-        <w:t xml:space="preserve"> router(DEB_R): </w:t>
+        <w:t xml:space="preserve"> </w:t>
+      </w:r>
+      <w:proofErr w:type="gramStart"/>
+      <w:r>
+        <w:t>router(</w:t>
+      </w:r>
+      <w:proofErr w:type="gramEnd"/>
+      <w:r>
+        <w:t xml:space="preserve">DEB_R): </w:t>
       </w:r>
     </w:p>
     <w:p>
@@ -5989,7 +6065,11 @@
     <w:p/>
     <w:p>
       <w:r>
-        <w:t xml:space="preserve">NAT szabályok - DEB_R: </w:t>
+        <w:t>NAT szabályok - DEB_</w:t>
+      </w:r>
+      <w:proofErr w:type="gramStart"/>
+      <w:r>
+        <w:t xml:space="preserve">R: </w:t>
       </w:r>
       <w:r>
         <w:t xml:space="preserve"> </w:t>
@@ -5999,6 +6079,7 @@
         <w:t>static</w:t>
       </w:r>
       <w:proofErr w:type="spellEnd"/>
+      <w:proofErr w:type="gramEnd"/>
       <w:r>
         <w:t xml:space="preserve"> </w:t>
       </w:r>
@@ -6419,10 +6500,12 @@
         <w:t>-mindkettő szerver (</w:t>
       </w:r>
       <w:proofErr w:type="spellStart"/>
+      <w:proofErr w:type="gramStart"/>
       <w:r>
         <w:t>google,telekom</w:t>
       </w:r>
       <w:proofErr w:type="spellEnd"/>
+      <w:proofErr w:type="gramEnd"/>
       <w:r>
         <w:t xml:space="preserve">) csak a 80-as és a 443-mas </w:t>
       </w:r>
@@ -6801,12 +6884,17 @@
         <w:t xml:space="preserve"> </w:t>
       </w:r>
       <w:proofErr w:type="spellStart"/>
+      <w:proofErr w:type="gramStart"/>
       <w:r>
         <w:t>megpingelem</w:t>
       </w:r>
       <w:proofErr w:type="spellEnd"/>
       <w:r>
-        <w:t xml:space="preserve"> : </w:t>
+        <w:t xml:space="preserve"> :</w:t>
+      </w:r>
+      <w:proofErr w:type="gramEnd"/>
+      <w:r>
+        <w:t xml:space="preserve"> </w:t>
       </w:r>
     </w:p>
     <w:p>
@@ -7756,8 +7844,13 @@
       </w:r>
     </w:p>
     <w:p>
-      <w:r>
-        <w:t>megengedem hogy a szerverek is használják a PAT-ot kifelé</w:t>
+      <w:proofErr w:type="gramStart"/>
+      <w:r>
+        <w:t>megengedem</w:t>
+      </w:r>
+      <w:proofErr w:type="gramEnd"/>
+      <w:r>
+        <w:t xml:space="preserve"> hogy a szerverek is használják a PAT-ot kifelé</w:t>
       </w:r>
     </w:p>
     <w:p/>
@@ -8088,8 +8181,13 @@
       <w:proofErr w:type="spellEnd"/>
       <w:r>
         <w:tab/>
-        <w:t>192.168.20.15 → 195.1.1.2:port</w:t>
-      </w:r>
+        <w:t xml:space="preserve">192.168.20.15 → </w:t>
+      </w:r>
+      <w:proofErr w:type="gramStart"/>
+      <w:r>
+        <w:t>195.1.1.2:port</w:t>
+      </w:r>
+      <w:proofErr w:type="gramEnd"/>
     </w:p>
     <w:p/>
     <w:p>
@@ -8483,8 +8581,13 @@
       </w:r>
       <w:proofErr w:type="spellEnd"/>
       <w:r>
-        <w:t xml:space="preserve"> szegeden</w:t>
-      </w:r>
+        <w:t xml:space="preserve"> </w:t>
+      </w:r>
+      <w:proofErr w:type="gramStart"/>
+      <w:r>
+        <w:t>szegeden</w:t>
+      </w:r>
+      <w:proofErr w:type="gramEnd"/>
       <w:r>
         <w:t xml:space="preserve"> illetve </w:t>
       </w:r>
@@ -8807,7 +8910,15 @@
     </w:p>
     <w:p>
       <w:r>
-        <w:t xml:space="preserve">A NAT konfiguráció lényege, hogy a teljes szegedi és titkársági tartomány egyetlen publikus IP mögül (203.0.113.6) kommunikáljon kifelé. Ezt a </w:t>
+        <w:t xml:space="preserve">A NAT konfiguráció lényege, hogy a teljes szegedi és titkársági tartomány egyetlen publikus IP mögül (203.0.113.6) kommunikáljon kifelé. Ezt </w:t>
+      </w:r>
+      <w:proofErr w:type="gramStart"/>
+      <w:r>
+        <w:t>a</w:t>
+      </w:r>
+      <w:proofErr w:type="gramEnd"/>
+      <w:r>
+        <w:t xml:space="preserve"> </w:t>
       </w:r>
       <w:proofErr w:type="spellStart"/>
       <w:r>
@@ -9051,12 +9162,17 @@
         <w:t xml:space="preserve">: ha a LAN-ban változások történnek (pl. új alhálózatok, </w:t>
       </w:r>
       <w:proofErr w:type="spellStart"/>
+      <w:proofErr w:type="gramStart"/>
       <w:r>
         <w:t>loop</w:t>
       </w:r>
       <w:proofErr w:type="spellEnd"/>
       <w:r>
-        <w:t xml:space="preserve">, stb.), az OSPF-es LSA-vihar csak az adott </w:t>
+        <w:t>,</w:t>
+      </w:r>
+      <w:proofErr w:type="gramEnd"/>
+      <w:r>
+        <w:t xml:space="preserve"> stb.), az OSPF-es LSA-vihar csak az adott </w:t>
       </w:r>
       <w:proofErr w:type="spellStart"/>
       <w:r>
@@ -11173,6 +11289,7 @@
         <w:t xml:space="preserve"> </w:t>
       </w:r>
       <w:proofErr w:type="spellStart"/>
+      <w:proofErr w:type="gramStart"/>
       <w:r>
         <w:rPr>
           <w:b/>
@@ -11188,6 +11305,7 @@
         </w:rPr>
         <w:t xml:space="preserve"> ,</w:t>
       </w:r>
+      <w:proofErr w:type="gramEnd"/>
       <w:r>
         <w:rPr>
           <w:b/>
@@ -11212,6 +11330,7 @@
         <w:t xml:space="preserve"> </w:t>
       </w:r>
       <w:proofErr w:type="spellStart"/>
+      <w:proofErr w:type="gramStart"/>
       <w:r>
         <w:rPr>
           <w:b/>
@@ -11232,7 +11351,15 @@
           <w:b/>
           <w:bCs/>
         </w:rPr>
-        <w:t xml:space="preserve">, ipv6 a </w:t>
+        <w:t>,</w:t>
+      </w:r>
+      <w:proofErr w:type="gramEnd"/>
+      <w:r>
+        <w:rPr>
+          <w:b/>
+          <w:bCs/>
+        </w:rPr>
+        <w:t xml:space="preserve"> ipv6 a </w:t>
       </w:r>
       <w:proofErr w:type="spellStart"/>
       <w:r>
@@ -11648,7 +11775,15 @@
       </w:r>
       <w:proofErr w:type="spellEnd"/>
       <w:r>
-        <w:t xml:space="preserve"> r2 - r3 között : </w:t>
+        <w:t xml:space="preserve"> r2 - r3 </w:t>
+      </w:r>
+      <w:proofErr w:type="gramStart"/>
+      <w:r>
+        <w:t>között :</w:t>
+      </w:r>
+      <w:proofErr w:type="gramEnd"/>
+      <w:r>
+        <w:t xml:space="preserve"> </w:t>
       </w:r>
     </w:p>
     <w:p/>
@@ -12254,7 +12389,15 @@
     </w:p>
     <w:p>
       <w:r>
-        <w:t>2001:db8:11::/64</w:t>
+        <w:t>2001:db</w:t>
+      </w:r>
+      <w:proofErr w:type="gramStart"/>
+      <w:r>
+        <w:t>8:11::/</w:t>
+      </w:r>
+      <w:proofErr w:type="gramEnd"/>
+      <w:r>
+        <w:t>64</w:t>
       </w:r>
     </w:p>
     <w:p>
@@ -12302,9 +12445,14 @@
       </w:pPr>
       <w:r>
         <w:lastRenderedPageBreak/>
-        <w:t>Kapnak egy IPv6 címet is (pl. 2001:db8:11::</w:t>
-      </w:r>
-      <w:proofErr w:type="spellStart"/>
+        <w:t>Kapnak egy IPv6 címet is (pl. 2001:db</w:t>
+      </w:r>
+      <w:proofErr w:type="gramStart"/>
+      <w:r>
+        <w:t>8:11::</w:t>
+      </w:r>
+      <w:proofErr w:type="spellStart"/>
+      <w:proofErr w:type="gramEnd"/>
       <w:r>
         <w:t>xxxx</w:t>
       </w:r>
@@ -12391,8 +12539,13 @@
       </w:r>
     </w:p>
     <w:p>
-      <w:r>
-        <w:t>  Router2 g0/0</w:t>
+      <w:proofErr w:type="gramStart"/>
+      <w:r>
+        <w:t>  Router</w:t>
+      </w:r>
+      <w:proofErr w:type="gramEnd"/>
+      <w:r>
+        <w:t>2 g0/0</w:t>
       </w:r>
       <w:r>
         <w:noBreakHyphen/>
@@ -12430,8 +12583,13 @@
       <w:proofErr w:type="spellEnd"/>
     </w:p>
     <w:p>
-      <w:r>
-        <w:t>  Router3 g0/0</w:t>
+      <w:proofErr w:type="gramStart"/>
+      <w:r>
+        <w:t>  Router</w:t>
+      </w:r>
+      <w:proofErr w:type="gramEnd"/>
+      <w:r>
+        <w:t>3 g0/0</w:t>
       </w:r>
       <w:r>
         <w:noBreakHyphen/>
@@ -13446,7 +13604,15 @@
         </w:numPr>
       </w:pPr>
       <w:r>
-        <w:t>egy IPv6 címet a prefixből (2001:db8:11::/64),</w:t>
+        <w:t>egy IPv6 címet a prefixből (2001:db</w:t>
+      </w:r>
+      <w:proofErr w:type="gramStart"/>
+      <w:r>
+        <w:t>8:11::/</w:t>
+      </w:r>
+      <w:proofErr w:type="gramEnd"/>
+      <w:r>
+        <w:t>64),</w:t>
       </w:r>
     </w:p>
     <w:p>
@@ -13457,7 +13623,15 @@
         </w:numPr>
       </w:pPr>
       <w:r>
-        <w:t>egy link-local címet (fe80::…),</w:t>
+        <w:t>egy link-local címet (fe80</w:t>
+      </w:r>
+      <w:proofErr w:type="gramStart"/>
+      <w:r>
+        <w:t>::…</w:t>
+      </w:r>
+      <w:proofErr w:type="gramEnd"/>
+      <w:r>
+        <w:t>),</w:t>
       </w:r>
     </w:p>
     <w:p>
@@ -13664,11 +13838,32 @@
         <w:t xml:space="preserve">!!!!!!!!!!!!!!!!!!!!!!!!! </w:t>
       </w:r>
       <w:r>
-        <w:t xml:space="preserve">AZ IPV6-OS CIMZES VALAMIERT NEM MUKODIK AZT MEG AT KELL NEZNI HOGY MI LEHET A BAJ ILLETVE BE KELL ALLITANI </w:t>
-      </w:r>
-      <w:r>
-        <w:t>FORGALOMIRANYITAST A TITKARSAG ES A TELEPHELY KOZOTT BUDAPESTEN !!!!!!!!!!!!!!!!!!!!!!!!!</w:t>
-      </w:r>
+        <w:t xml:space="preserve">AZ IPV6-OS CIMZES VALAMIERT NEM MUKODIK AZT MEG AT KELL </w:t>
+      </w:r>
+      <w:proofErr w:type="gramStart"/>
+      <w:r>
+        <w:t>NEZNI</w:t>
+      </w:r>
+      <w:proofErr w:type="gramEnd"/>
+      <w:r>
+        <w:t xml:space="preserve"> HOGY MI LEHET A </w:t>
+      </w:r>
+      <w:proofErr w:type="gramStart"/>
+      <w:r>
+        <w:t>BAJ</w:t>
+      </w:r>
+      <w:proofErr w:type="gramEnd"/>
+      <w:r>
+        <w:t xml:space="preserve"> ILLETVE BE KELL ALLITANI </w:t>
+      </w:r>
+      <w:r>
+        <w:t xml:space="preserve">FORGALOMIRANYITAST A TITKARSAG ES A TELEPHELY KOZOTT </w:t>
+      </w:r>
+      <w:proofErr w:type="gramStart"/>
+      <w:r>
+        <w:t>BUDAPESTEN !!!!!!!!!!!!!!!!!!!!!!!!!</w:t>
+      </w:r>
+      <w:proofErr w:type="gramEnd"/>
     </w:p>
     <w:p>
       <w:r>
@@ -13754,10 +13949,12 @@
         <w:t xml:space="preserve"> </w:t>
       </w:r>
       <w:proofErr w:type="spellStart"/>
+      <w:proofErr w:type="gramStart"/>
       <w:r>
         <w:t>titkarsag.local</w:t>
       </w:r>
       <w:proofErr w:type="spellEnd"/>
+      <w:proofErr w:type="gramEnd"/>
     </w:p>
     <w:p>
       <w:r>
@@ -13929,8 +14126,13 @@
       </w:r>
       <w:proofErr w:type="spellEnd"/>
       <w:r>
-        <w:t xml:space="preserve"> be: TTKARSAG-R2.titkarsag.local</w:t>
-      </w:r>
+        <w:t xml:space="preserve"> be: TTKARSAG-R2.</w:t>
+      </w:r>
+      <w:proofErr w:type="gramStart"/>
+      <w:r>
+        <w:t>titkarsag.local</w:t>
+      </w:r>
+      <w:proofErr w:type="gramEnd"/>
     </w:p>
     <w:p>
       <w:proofErr w:type="spellStart"/>
@@ -13971,7 +14173,15 @@
       </w:r>
       <w:proofErr w:type="spellEnd"/>
       <w:r>
-        <w:t xml:space="preserve"> modulus in </w:t>
+        <w:t xml:space="preserve"> </w:t>
+      </w:r>
+      <w:proofErr w:type="gramStart"/>
+      <w:r>
+        <w:t>modulus in</w:t>
+      </w:r>
+      <w:proofErr w:type="gramEnd"/>
+      <w:r>
+        <w:t xml:space="preserve"> </w:t>
       </w:r>
       <w:proofErr w:type="spellStart"/>
       <w:r>
@@ -14160,7 +14370,11 @@
       </w:r>
       <w:proofErr w:type="spellEnd"/>
       <w:r>
-        <w:t xml:space="preserve"> be non-</w:t>
+        <w:t xml:space="preserve"> be </w:t>
+      </w:r>
+      <w:proofErr w:type="gramStart"/>
+      <w:r>
+        <w:t>non-</w:t>
       </w:r>
       <w:proofErr w:type="spellStart"/>
       <w:r>
@@ -14168,7 +14382,11 @@
       </w:r>
       <w:proofErr w:type="spellEnd"/>
       <w:r>
-        <w:t>...[OK]</w:t>
+        <w:t>...[</w:t>
+      </w:r>
+      <w:proofErr w:type="gramEnd"/>
+      <w:r>
+        <w:t>OK]</w:t>
       </w:r>
     </w:p>
     <w:p/>
@@ -14296,7 +14514,15 @@
       </w:r>
       <w:proofErr w:type="spellEnd"/>
       <w:r>
-        <w:t>-line)#stra</w:t>
+        <w:t>-</w:t>
+      </w:r>
+      <w:proofErr w:type="gramStart"/>
+      <w:r>
+        <w:t>line)#</w:t>
+      </w:r>
+      <w:proofErr w:type="gramEnd"/>
+      <w:r>
+        <w:t>stra</w:t>
       </w:r>
     </w:p>
     <w:p>
@@ -14309,7 +14535,15 @@
       </w:r>
       <w:proofErr w:type="spellEnd"/>
       <w:r>
-        <w:t>-line)#tra</w:t>
+        <w:t>-</w:t>
+      </w:r>
+      <w:proofErr w:type="gramStart"/>
+      <w:r>
+        <w:t>line)#</w:t>
+      </w:r>
+      <w:proofErr w:type="gramEnd"/>
+      <w:r>
+        <w:t>tra</w:t>
       </w:r>
     </w:p>
     <w:p>
@@ -14322,7 +14556,15 @@
       </w:r>
       <w:proofErr w:type="spellEnd"/>
       <w:r>
-        <w:t>-line)#transport input</w:t>
+        <w:t>-</w:t>
+      </w:r>
+      <w:proofErr w:type="gramStart"/>
+      <w:r>
+        <w:t>line)#</w:t>
+      </w:r>
+      <w:proofErr w:type="gramEnd"/>
+      <w:r>
+        <w:t>transport input</w:t>
       </w:r>
     </w:p>
     <w:p>
@@ -14335,7 +14577,15 @@
       </w:r>
       <w:proofErr w:type="spellEnd"/>
       <w:r>
-        <w:t xml:space="preserve">-line)#transport input </w:t>
+        <w:t>-</w:t>
+      </w:r>
+      <w:proofErr w:type="gramStart"/>
+      <w:r>
+        <w:t>line)#</w:t>
+      </w:r>
+      <w:proofErr w:type="gramEnd"/>
+      <w:r>
+        <w:t xml:space="preserve">transport input </w:t>
       </w:r>
       <w:proofErr w:type="spellStart"/>
       <w:r>
@@ -14353,7 +14603,15 @@
       </w:r>
       <w:proofErr w:type="spellEnd"/>
       <w:r>
-        <w:t xml:space="preserve">-line)#login local </w:t>
+        <w:t>-</w:t>
+      </w:r>
+      <w:proofErr w:type="gramStart"/>
+      <w:r>
+        <w:t>line)#</w:t>
+      </w:r>
+      <w:proofErr w:type="gramEnd"/>
+      <w:r>
+        <w:t xml:space="preserve">login local </w:t>
       </w:r>
     </w:p>
     <w:p>
@@ -14366,7 +14624,15 @@
       </w:r>
       <w:proofErr w:type="spellEnd"/>
       <w:r>
-        <w:t xml:space="preserve">-line)#ip </w:t>
+        <w:t>-</w:t>
+      </w:r>
+      <w:proofErr w:type="gramStart"/>
+      <w:r>
+        <w:t>line)#</w:t>
+      </w:r>
+      <w:proofErr w:type="gramEnd"/>
+      <w:r>
+        <w:t xml:space="preserve">ip </w:t>
       </w:r>
       <w:proofErr w:type="spellStart"/>
       <w:r>
@@ -14605,13 +14871,18 @@
       </w:r>
       <w:proofErr w:type="spellEnd"/>
       <w:r>
-        <w:t xml:space="preserve"> mivel  </w:t>
+        <w:t xml:space="preserve"> </w:t>
+      </w:r>
+      <w:proofErr w:type="gramStart"/>
+      <w:r>
+        <w:t xml:space="preserve">mivel  </w:t>
       </w:r>
       <w:proofErr w:type="spellStart"/>
       <w:r>
         <w:t>kozvetlen</w:t>
       </w:r>
       <w:proofErr w:type="spellEnd"/>
+      <w:proofErr w:type="gramEnd"/>
       <w:r>
         <w:t xml:space="preserve"> </w:t>
       </w:r>
@@ -14653,10 +14924,23 @@
       </w:r>
       <w:proofErr w:type="spellEnd"/>
       <w:r>
-        <w:t xml:space="preserve"> 3  redundancia</w:t>
-      </w:r>
-      <w:r>
-        <w:t xml:space="preserve"> es  a router </w:t>
+        <w:t xml:space="preserve"> </w:t>
+      </w:r>
+      <w:proofErr w:type="gramStart"/>
+      <w:r>
+        <w:t>3  redundancia</w:t>
+      </w:r>
+      <w:proofErr w:type="gramEnd"/>
+      <w:r>
+        <w:t xml:space="preserve"> </w:t>
+      </w:r>
+      <w:proofErr w:type="gramStart"/>
+      <w:r>
+        <w:t>es  a</w:t>
+      </w:r>
+      <w:proofErr w:type="gramEnd"/>
+      <w:r>
+        <w:t xml:space="preserve"> router </w:t>
       </w:r>
       <w:proofErr w:type="spellStart"/>
       <w:r>
@@ -14746,10 +15030,12 @@
         <w:t xml:space="preserve"> </w:t>
       </w:r>
       <w:proofErr w:type="spellStart"/>
+      <w:proofErr w:type="gramStart"/>
       <w:r>
         <w:t>konfiguralva</w:t>
       </w:r>
       <w:proofErr w:type="spellEnd"/>
+      <w:proofErr w:type="gramEnd"/>
       <w:r>
         <w:t xml:space="preserve"> illetve statikus </w:t>
       </w:r>
@@ -14796,7 +15082,15 @@
       </w:r>
       <w:proofErr w:type="spellEnd"/>
       <w:r>
-        <w:t xml:space="preserve"> is ami szinten </w:t>
+        <w:t xml:space="preserve"> </w:t>
+      </w:r>
+      <w:proofErr w:type="gramStart"/>
+      <w:r>
+        <w:t>is</w:t>
+      </w:r>
+      <w:proofErr w:type="gramEnd"/>
+      <w:r>
+        <w:t xml:space="preserve"> ami szinten </w:t>
       </w:r>
       <w:proofErr w:type="spellStart"/>
       <w:r>
@@ -16008,12 +16302,17 @@
         <w:t xml:space="preserve"> </w:t>
       </w:r>
       <w:proofErr w:type="spellStart"/>
+      <w:proofErr w:type="gramStart"/>
       <w:r>
         <w:t>servereknke</w:t>
       </w:r>
       <w:proofErr w:type="spellEnd"/>
       <w:r>
-        <w:t xml:space="preserve"> : </w:t>
+        <w:t xml:space="preserve"> :</w:t>
+      </w:r>
+      <w:proofErr w:type="gramEnd"/>
+      <w:r>
+        <w:t xml:space="preserve"> </w:t>
       </w:r>
       <w:proofErr w:type="spellStart"/>
       <w:r>
@@ -16021,16 +16320,26 @@
       </w:r>
       <w:proofErr w:type="spellEnd"/>
       <w:r>
-        <w:t>- 172.1</w:t>
-      </w:r>
-      <w:r>
-        <w:t xml:space="preserve">6.10.15 , </w:t>
-      </w:r>
-      <w:proofErr w:type="spellStart"/>
+        <w:t xml:space="preserve">- </w:t>
+      </w:r>
+      <w:proofErr w:type="gramStart"/>
+      <w:r>
+        <w:t>172.1</w:t>
+      </w:r>
+      <w:r>
+        <w:t>6.10.15 ,</w:t>
+      </w:r>
+      <w:proofErr w:type="gramEnd"/>
+      <w:r>
+        <w:t xml:space="preserve"> </w:t>
+      </w:r>
+      <w:proofErr w:type="spellStart"/>
+      <w:proofErr w:type="gramStart"/>
       <w:r>
         <w:t>tftp,email</w:t>
       </w:r>
       <w:proofErr w:type="spellEnd"/>
+      <w:proofErr w:type="gramEnd"/>
       <w:r>
         <w:t xml:space="preserve"> – 172.16.10.25</w:t>
       </w:r>
@@ -16043,11 +16352,19 @@
     <w:p>
       <w:proofErr w:type="spellStart"/>
       <w:r>
-        <w:t>dhcp-k</w:t>
-      </w:r>
-      <w:proofErr w:type="spellEnd"/>
-      <w:r>
-        <w:t xml:space="preserve"> : </w:t>
+        <w:t>dhcp-</w:t>
+      </w:r>
+      <w:proofErr w:type="gramStart"/>
+      <w:r>
+        <w:t>k</w:t>
+      </w:r>
+      <w:proofErr w:type="spellEnd"/>
+      <w:r>
+        <w:t xml:space="preserve"> :</w:t>
+      </w:r>
+      <w:proofErr w:type="gramEnd"/>
+      <w:r>
+        <w:t xml:space="preserve"> </w:t>
       </w:r>
     </w:p>
     <w:p>
@@ -16356,10 +16673,12 @@
         <w:t xml:space="preserve"> </w:t>
       </w:r>
       <w:proofErr w:type="spellStart"/>
+      <w:proofErr w:type="gramStart"/>
       <w:r>
         <w:t>jo</w:t>
       </w:r>
       <w:proofErr w:type="spellEnd"/>
+      <w:proofErr w:type="gramEnd"/>
       <w:r>
         <w:t xml:space="preserve"> amiket </w:t>
       </w:r>
@@ -16460,7 +16779,15 @@
       </w:r>
       <w:proofErr w:type="spellEnd"/>
       <w:r>
-        <w:t xml:space="preserve"> is kiosztja ami a server halon van (172.16.10.15). a </w:t>
+        <w:t xml:space="preserve"> is </w:t>
+      </w:r>
+      <w:proofErr w:type="gramStart"/>
+      <w:r>
+        <w:t>kiosztja</w:t>
+      </w:r>
+      <w:proofErr w:type="gramEnd"/>
+      <w:r>
+        <w:t xml:space="preserve"> ami a server halon van (172.16.10.15). a </w:t>
       </w:r>
       <w:proofErr w:type="spellStart"/>
       <w:r>
@@ -17069,10 +17396,12 @@
         <w:t xml:space="preserve"> a </w:t>
       </w:r>
       <w:proofErr w:type="spellStart"/>
+      <w:proofErr w:type="gramStart"/>
       <w:r>
         <w:t>titkarsagra</w:t>
       </w:r>
       <w:proofErr w:type="spellEnd"/>
+      <w:proofErr w:type="gramEnd"/>
       <w:r>
         <w:t xml:space="preserve"> ami kritikus </w:t>
       </w:r>
@@ -17552,6 +17881,7 @@
         <w:t xml:space="preserve">)#aaa </w:t>
       </w:r>
       <w:proofErr w:type="spellStart"/>
+      <w:proofErr w:type="gramStart"/>
       <w:r>
         <w:rPr>
           <w:highlight w:val="yellow"/>
@@ -17563,7 +17893,14 @@
         <w:rPr>
           <w:highlight w:val="yellow"/>
         </w:rPr>
-        <w:t xml:space="preserve">  login TELEKOM </w:t>
+        <w:t xml:space="preserve">  login</w:t>
+      </w:r>
+      <w:proofErr w:type="gramEnd"/>
+      <w:r>
+        <w:rPr>
+          <w:highlight w:val="yellow"/>
+        </w:rPr>
+        <w:t xml:space="preserve"> TELEKOM </w:t>
       </w:r>
       <w:proofErr w:type="spellStart"/>
       <w:r>
@@ -18066,7 +18403,21 @@
         <w:rPr>
           <w:color w:val="000000" w:themeColor="text1"/>
         </w:rPr>
-        <w:t xml:space="preserve">-line)#transport input </w:t>
+        <w:t>-</w:t>
+      </w:r>
+      <w:proofErr w:type="gramStart"/>
+      <w:r>
+        <w:rPr>
+          <w:color w:val="000000" w:themeColor="text1"/>
+        </w:rPr>
+        <w:t>line)#</w:t>
+      </w:r>
+      <w:proofErr w:type="gramEnd"/>
+      <w:r>
+        <w:rPr>
+          <w:color w:val="000000" w:themeColor="text1"/>
+        </w:rPr>
+        <w:t xml:space="preserve">transport input </w:t>
       </w:r>
       <w:proofErr w:type="spellStart"/>
       <w:r>
@@ -18107,7 +18458,21 @@
         <w:rPr>
           <w:color w:val="000000" w:themeColor="text1"/>
         </w:rPr>
-        <w:t>-line)#login local</w:t>
+        <w:t>-</w:t>
+      </w:r>
+      <w:proofErr w:type="gramStart"/>
+      <w:r>
+        <w:rPr>
+          <w:color w:val="000000" w:themeColor="text1"/>
+        </w:rPr>
+        <w:t>line)#</w:t>
+      </w:r>
+      <w:proofErr w:type="gramEnd"/>
+      <w:r>
+        <w:rPr>
+          <w:color w:val="000000" w:themeColor="text1"/>
+        </w:rPr>
+        <w:t>login local</w:t>
       </w:r>
     </w:p>
     <w:p>
@@ -18127,7 +18492,15 @@
       </w:r>
       <w:proofErr w:type="spellEnd"/>
       <w:r>
-        <w:t xml:space="preserve">-line)#login </w:t>
+        <w:t>-</w:t>
+      </w:r>
+      <w:proofErr w:type="gramStart"/>
+      <w:r>
+        <w:t>line)#</w:t>
+      </w:r>
+      <w:proofErr w:type="gramEnd"/>
+      <w:r>
+        <w:t xml:space="preserve">login </w:t>
       </w:r>
       <w:proofErr w:type="spellStart"/>
       <w:r>
@@ -18158,7 +18531,15 @@
       </w:r>
       <w:proofErr w:type="spellEnd"/>
       <w:r>
-        <w:t xml:space="preserve">-line)#transport input </w:t>
+        <w:t>-</w:t>
+      </w:r>
+      <w:proofErr w:type="gramStart"/>
+      <w:r>
+        <w:t>line)#</w:t>
+      </w:r>
+      <w:proofErr w:type="gramEnd"/>
+      <w:r>
+        <w:t xml:space="preserve">transport input </w:t>
       </w:r>
       <w:proofErr w:type="spellStart"/>
       <w:r>
@@ -18232,6 +18613,9 @@
     </w:p>
     <w:p>
       <w:r>
+        <w:rPr>
+          <w:noProof/>
+        </w:rPr>
         <w:drawing>
           <wp:inline distT="0" distB="0" distL="0" distR="0" wp14:anchorId="4F845AAE" wp14:editId="0A5BCBCC">
             <wp:extent cx="3981655" cy="730288"/>
@@ -18830,8 +19214,13 @@
           <w:numId w:val="32"/>
         </w:numPr>
       </w:pPr>
-      <w:r>
-        <w:t>enpass:cisco123</w:t>
+      <w:proofErr w:type="gramStart"/>
+      <w:r>
+        <w:t>enpass:cisco</w:t>
+      </w:r>
+      <w:proofErr w:type="gramEnd"/>
+      <w:r>
+        <w:t>123</w:t>
       </w:r>
     </w:p>
     <w:p>
@@ -19141,7 +19530,15 @@
       </w:r>
       <w:proofErr w:type="spellEnd"/>
       <w:r>
-        <w:t xml:space="preserve"> -&gt; ez az hogy milyen log </w:t>
+        <w:t xml:space="preserve"> -&gt; ez </w:t>
+      </w:r>
+      <w:proofErr w:type="gramStart"/>
+      <w:r>
+        <w:t>az</w:t>
+      </w:r>
+      <w:proofErr w:type="gramEnd"/>
+      <w:r>
+        <w:t xml:space="preserve"> hogy milyen log </w:t>
       </w:r>
       <w:proofErr w:type="spellStart"/>
       <w:r>
@@ -19237,7 +19634,15 @@
       </w:r>
       <w:proofErr w:type="spellEnd"/>
       <w:r>
-        <w:t xml:space="preserve"> lehet hogy a </w:t>
+        <w:t xml:space="preserve"> </w:t>
+      </w:r>
+      <w:proofErr w:type="gramStart"/>
+      <w:r>
+        <w:t>lehet</w:t>
+      </w:r>
+      <w:proofErr w:type="gramEnd"/>
+      <w:r>
+        <w:t xml:space="preserve"> hogy a </w:t>
       </w:r>
       <w:proofErr w:type="spellStart"/>
       <w:r>
@@ -24567,6 +24972,7 @@
   <w:style w:type="character" w:default="1" w:styleId="Bekezdsalapbettpusa">
     <w:name w:val="Default Paragraph Font"/>
     <w:uiPriority w:val="1"/>
+    <w:semiHidden/>
     <w:unhideWhenUsed/>
   </w:style>
   <w:style w:type="table" w:default="1" w:styleId="Normltblzat">
